--- a/docs/workflow_and_tech_stack.docx
+++ b/docs/workflow_and_tech_stack.docx
@@ -352,7 +352,7 @@
                 <w:b w:val="0"/>
                 <w:sz w:val="17"/>
               </w:rPr>
-              <w:t>Data and anomaly model</w:t>
+              <w:t>Data and deterioration detection</w:t>
             </w:r>
           </w:p>
         </w:tc>
@@ -370,7 +370,7 @@
                 <w:b w:val="0"/>
                 <w:sz w:val="17"/>
               </w:rPr>
-              <w:t>Measured - EDA done; model worse than the range rule, so rules decide</w:t>
+              <w:t>Measured - EDA done; with realistic physiology, model v2 + NEWS2 + rules catch 66% at 3.8% false alarms (simulated)</w:t>
             </w:r>
           </w:p>
         </w:tc>
@@ -4089,7 +4089,7 @@
                 <w:b w:val="0"/>
                 <w:sz w:val="17"/>
               </w:rPr>
-              <w:t>Anomaly model</w:t>
+              <w:t>Detectors</w:t>
             </w:r>
           </w:p>
         </w:tc>
@@ -4123,7 +4123,7 @@
                 <w:b w:val="0"/>
                 <w:sz w:val="17"/>
               </w:rPr>
-              <w:t>26% of single out-of-band vitals (rule 100%); 1-7% of joint patterns</w:t>
+              <w:t>Round 1: model v1 worse than the range rule. Round 2: v2 61% vs NEWS2 47% at equal false alarms</w:t>
             </w:r>
           </w:p>
         </w:tc>
@@ -4158,7 +4158,7 @@
                 <w:b w:val="0"/>
                 <w:sz w:val="17"/>
               </w:rPr>
-              <w:t>Measured - model now advisory</w:t>
+              <w:t>Measured - v2 promoted as a calibrated third layer</w:t>
             </w:r>
           </w:p>
         </w:tc>
@@ -5707,7 +5707,7 @@
                 <w:b w:val="0"/>
                 <w:sz w:val="17"/>
               </w:rPr>
-              <w:t>uv-only package management, lint, 385 tests with zero network calls</w:t>
+              <w:t>uv-only package management, lint, 427 tests with zero network calls</w:t>
             </w:r>
           </w:p>
         </w:tc>
@@ -7248,7 +7248,7 @@
                 <w:b w:val="0"/>
                 <w:sz w:val="17"/>
               </w:rPr>
-              <w:t>IsolationForest -&gt; MLflow -&gt; ONNX</w:t>
+              <w:t>IsolationForest -&gt; MLflow -&gt; ONNX; NEWS2</w:t>
             </w:r>
           </w:p>
         </w:tc>
@@ -7282,7 +7282,7 @@
                 <w:b w:val="0"/>
                 <w:sz w:val="17"/>
               </w:rPr>
-              <w:t>Vitals anomaly score; rules decide, model adds</w:t>
+              <w:t>Deterioration: rules, NEWS2, then model v2 at a calibrated threshold</w:t>
             </w:r>
           </w:p>
         </w:tc>
@@ -7299,25 +7299,130 @@
                 <w:b w:val="0"/>
                 <w:sz w:val="17"/>
               </w:rPr>
-              <w:t>ml/, agent/tools/anomaly_score.py</w:t>
+              <w:t>ml/, agent/tools/anomaly_score.py, early_warning.py</w:t>
             </w:r>
           </w:p>
         </w:tc>
         <w:tc>
           <w:tcPr>
             <w:tcW w:type="dxa" w:w="1871"/>
-            <w:shd w:val="clear" w:color="auto" w:fill="fdf1c7"/>
-          </w:tcPr>
-          <w:p>
-            <w:pPr>
-              <w:spacing w:after="0"/>
-            </w:pPr>
-            <w:r>
-              <w:rPr>
-                <w:b w:val="0"/>
-                <w:sz w:val="17"/>
-              </w:rPr>
-              <w:t>Advisory - evaluated: misses most of what the range rule catches</w:t>
+            <w:shd w:val="clear" w:color="auto" w:fill="d5f0dc"/>
+          </w:tcPr>
+          <w:p>
+            <w:pPr>
+              <w:spacing w:after="0"/>
+            </w:pPr>
+            <w:r>
+              <w:rPr>
+                <w:b w:val="0"/>
+                <w:sz w:val="17"/>
+              </w:rPr>
+              <w:t>Measured - v2 catches 61% vs NEWS2 47% at the same false alarms (simulated)</w:t>
+            </w:r>
+          </w:p>
+        </w:tc>
+      </w:tr>
+      <w:tr>
+        <w:tc>
+          <w:tcPr>
+            <w:tcW w:type="dxa" w:w="1701"/>
+          </w:tcPr>
+          <w:p>
+            <w:pPr>
+              <w:spacing w:after="0"/>
+            </w:pPr>
+            <w:r>
+              <w:rPr>
+                <w:b w:val="0"/>
+                <w:sz w:val="17"/>
+              </w:rPr>
+              <w:t>Simulator physiology</w:t>
+            </w:r>
+          </w:p>
+        </w:tc>
+        <w:tc>
+          <w:tcPr>
+            <w:tcW w:type="dxa" w:w="2835"/>
+          </w:tcPr>
+          <w:p>
+            <w:pPr>
+              <w:spacing w:after="0"/>
+            </w:pPr>
+            <w:r>
+              <w:rPr>
+                <w:b w:val="0"/>
+                <w:sz w:val="17"/>
+              </w:rPr>
+              <w:t>Per-patient baselines, unit acuity, deterioration episodes</w:t>
+            </w:r>
+          </w:p>
+        </w:tc>
+        <w:tc>
+          <w:tcPr>
+            <w:tcW w:type="dxa" w:w="2381"/>
+          </w:tcPr>
+          <w:p>
+            <w:pPr>
+              <w:spacing w:after="0"/>
+            </w:pPr>
+            <w:r>
+              <w:rPr>
+                <w:b w:val="0"/>
+                <w:sz w:val="17"/>
+              </w:rPr>
+              <w:t>-</w:t>
+            </w:r>
+          </w:p>
+        </w:tc>
+        <w:tc>
+          <w:tcPr>
+            <w:tcW w:type="dxa" w:w="3515"/>
+          </w:tcPr>
+          <w:p>
+            <w:pPr>
+              <w:spacing w:after="0"/>
+            </w:pPr>
+            <w:r>
+              <w:rPr>
+                <w:b w:val="0"/>
+                <w:sz w:val="17"/>
+              </w:rPr>
+              <w:t>Realistic, labelled vitals for training and evaluation</w:t>
+            </w:r>
+          </w:p>
+        </w:tc>
+        <w:tc>
+          <w:tcPr>
+            <w:tcW w:type="dxa" w:w="2835"/>
+          </w:tcPr>
+          <w:p>
+            <w:pPr>
+              <w:spacing w:after="0"/>
+            </w:pPr>
+            <w:r>
+              <w:rPr>
+                <w:b w:val="0"/>
+                <w:sz w:val="17"/>
+              </w:rPr>
+              <w:t>simulator/physiology.py</w:t>
+            </w:r>
+          </w:p>
+        </w:tc>
+        <w:tc>
+          <w:tcPr>
+            <w:tcW w:type="dxa" w:w="1871"/>
+            <w:shd w:val="clear" w:color="auto" w:fill="d5f0dc"/>
+          </w:tcPr>
+          <w:p>
+            <w:pPr>
+              <w:spacing w:after="0"/>
+            </w:pPr>
+            <w:r>
+              <w:rPr>
+                <w:b w:val="0"/>
+                <w:sz w:val="17"/>
+              </w:rPr>
+              <w:t>Tested locally - Databricks data predates it</w:t>
             </w:r>
           </w:p>
         </w:tc>
@@ -8892,7 +8997,7 @@
                 <w:b w:val="0"/>
                 <w:sz w:val="17"/>
               </w:rPr>
-              <w:t>Rules before models</w:t>
+              <w:t>Rules, then NEWS2, then a calibrated model</w:t>
             </w:r>
           </w:p>
         </w:tc>
@@ -8909,7 +9014,7 @@
                 <w:b w:val="0"/>
                 <w:sz w:val="17"/>
               </w:rPr>
-              <w:t>An anomaly model's miss hiding a dangerous reading</w:t>
+              <w:t>A model's miss hiding a dangerous reading (v2 scores SpO2 80 as normal)</w:t>
             </w:r>
           </w:p>
         </w:tc>
@@ -9694,7 +9799,7 @@
                 <w:b w:val="0"/>
                 <w:sz w:val="17"/>
               </w:rPr>
-              <w:t>385 tests, one file per concern, zero network calls</w:t>
+              <w:t>427 tests, one file per concern, zero network calls</w:t>
             </w:r>
           </w:p>
         </w:tc>
@@ -9891,7 +9996,7 @@
                 <w:b w:val="0"/>
                 <w:sz w:val="17"/>
               </w:rPr>
-              <w:t>Realistic vitals in the simulator; retrain the anomaly model; compare with rules and NEWS2</w:t>
+              <w:t>Regenerate the dataset with the physiology simulator and re-run the pipeline and golden set</w:t>
             </w:r>
           </w:p>
         </w:tc>
@@ -9908,7 +10013,7 @@
                 <w:b w:val="0"/>
                 <w:sz w:val="17"/>
               </w:rPr>
-              <w:t>-</w:t>
+              <w:t>Databricks login</w:t>
             </w:r>
           </w:p>
         </w:tc>
@@ -9925,7 +10030,7 @@
                 <w:b w:val="0"/>
                 <w:sz w:val="17"/>
               </w:rPr>
-              <w:t>A model that earns its place, or evidence it shouldn't</w:t>
+              <w:t>Databricks data matches the simulator</w:t>
             </w:r>
           </w:p>
         </w:tc>

--- a/docs/workflow_and_tech_stack.docx
+++ b/docs/workflow_and_tech_stack.docx
@@ -5707,7 +5707,7 @@
                 <w:b w:val="0"/>
                 <w:sz w:val="17"/>
               </w:rPr>
-              <w:t>uv-only package management, lint, 427 tests with zero network calls</w:t>
+              <w:t>uv-only package management, lint, 429 tests with zero network calls</w:t>
             </w:r>
           </w:p>
         </w:tc>
@@ -9799,7 +9799,7 @@
                 <w:b w:val="0"/>
                 <w:sz w:val="17"/>
               </w:rPr>
-              <w:t>427 tests, one file per concern, zero network calls</w:t>
+              <w:t>429 tests, one file per concern, zero network calls</w:t>
             </w:r>
           </w:p>
         </w:tc>

--- a/docs/workflow_and_tech_stack.docx
+++ b/docs/workflow_and_tech_stack.docx
@@ -1163,7 +1163,7 @@
         <w:rPr>
           <w:b w:val="0"/>
         </w:rPr>
-        <w:t>EDA of the same 103,301 events (docs/eda/): no duplicates, late events or broken lifecycles; 13 readmitted patients changed identity - not yet caught by the pipeline.</w:t>
+        <w:t>EDA of the same 103,301 events (docs/eda/): no duplicates, late events or broken lifecycles; 13 patient_ids shared by two people (random id collisions) - now flagged in Silver.</w:t>
       </w:r>
     </w:p>
     <w:p>
@@ -4035,7 +4035,7 @@
                 <w:b w:val="0"/>
                 <w:sz w:val="17"/>
               </w:rPr>
-              <w:t>Input clean; identity drift on readmission; vitals not physiological</w:t>
+              <w:t>Input clean; 13 patient-id collisions; vitals not physiological</w:t>
             </w:r>
           </w:p>
         </w:tc>

--- a/docs/workflow_and_tech_stack.docx
+++ b/docs/workflow_and_tech_stack.docx
@@ -30,7 +30,7 @@
           <w:color w:val="52606D"/>
           <w:sz w:val="18"/>
         </w:rPr>
-        <w:t>Status as of 14 Oct 2026. Repository: github.com/sumanthreddy369/databricks-agentic-de</w:t>
+        <w:t>Status as of 15 Oct 2026. Repository: github.com/sumanthreddy369/databricks-agentic-de</w:t>
       </w:r>
     </w:p>
     <w:p>
@@ -130,7 +130,7 @@
                 <w:b w:val="0"/>
                 <w:sz w:val="17"/>
               </w:rPr>
-              <w:t>Pipelines on Databricks (GCP trial, serverless)</w:t>
+              <w:t>Pipelines on Databricks (Free Edition; earlier GCP trial)</w:t>
             </w:r>
           </w:p>
         </w:tc>
@@ -148,7 +148,7 @@
                 <w:b w:val="0"/>
                 <w:sz w:val="17"/>
               </w:rPr>
-              <w:t>Runs - 103,301 events end to end; layer counts reconcile</w:t>
+              <w:t>Runs - regenerated data, every count matches the local prediction; event log records 241 drops, 23 identity flags</w:t>
             </w:r>
           </w:p>
         </w:tc>
@@ -222,7 +222,7 @@
                 <w:b w:val="0"/>
                 <w:sz w:val="17"/>
               </w:rPr>
-              <w:t>Measured - 27-question golden set, 2 live runs; current guard: 21/21 answers, 6/6 safety probes</w:t>
+              <w:t>Measured - 27-question golden set, 3 live runs; run 3 (Free Edition): 21/21 answers, 6/6 safety probes</w:t>
             </w:r>
           </w:p>
         </w:tc>
@@ -3027,7 +3027,7 @@
         <w:rPr>
           <w:b w:val="0"/>
         </w:rPr>
-        <w:t>W5. Deploy and run on the free trial</w:t>
+        <w:t>W5. Deploy and run on Databricks Free Edition</w:t>
       </w:r>
     </w:p>
     <w:p>
@@ -3035,7 +3035,7 @@
         <w:rPr>
           <w:b w:val="0"/>
         </w:rPr>
-        <w:t>From laptop to a running pipeline on the GCP trial workspace, serverless only, and back to nothing running.</w:t>
+        <w:t>From laptop to a running pipeline on Databricks Free Edition (serverless, no cost, doesn't expire), and back to nothing running. The GCP trial workspace was used first; it locked sign-in when the trial ended.</w:t>
       </w:r>
     </w:p>
     <w:p>
@@ -3215,7 +3215,7 @@
                 <w:b w:val="0"/>
                 <w:sz w:val="17"/>
               </w:rPr>
-              <w:t>databricks auth login --profile DEFAULT</w:t>
+              <w:t>databricks auth login --profile free</w:t>
             </w:r>
           </w:p>
         </w:tc>
@@ -3249,7 +3249,7 @@
                 <w:b w:val="0"/>
                 <w:sz w:val="17"/>
               </w:rPr>
-              <w:t>Token expires; log in again before live work</w:t>
+              <w:t>OAuth in the browser; the account owner approves</w:t>
             </w:r>
           </w:p>
         </w:tc>
@@ -3286,7 +3286,7 @@
                 <w:b w:val="0"/>
                 <w:sz w:val="17"/>
               </w:rPr>
-              <w:t>Deploy</w:t>
+              <w:t>Catalog, data</w:t>
             </w:r>
           </w:p>
         </w:tc>
@@ -3303,7 +3303,7 @@
                 <w:b w:val="0"/>
                 <w:sz w:val="17"/>
               </w:rPr>
-              <w:t>databricks bundle deploy -t dev</w:t>
+              <w:t>CREATE CATALOG / SCHEMA / VOLUME; databricks fs cp</w:t>
             </w:r>
           </w:p>
         </w:tc>
@@ -3320,7 +3320,7 @@
                 <w:b w:val="0"/>
                 <w:sz w:val="17"/>
               </w:rPr>
-              <w:t>Free until something runs</w:t>
+              <w:t>Free</w:t>
             </w:r>
           </w:p>
         </w:tc>
@@ -3337,7 +3337,7 @@
                 <w:b w:val="0"/>
                 <w:sz w:val="17"/>
               </w:rPr>
-              <w:t>Dev mode pauses schedules</w:t>
+              <w:t>Same catalog name as before, so no code changes</w:t>
             </w:r>
           </w:p>
         </w:tc>
@@ -3374,7 +3374,7 @@
                 <w:b w:val="0"/>
                 <w:sz w:val="17"/>
               </w:rPr>
-              <w:t>Run</w:t>
+              <w:t>Deploy + run</w:t>
             </w:r>
           </w:p>
         </w:tc>
@@ -3391,7 +3391,7 @@
                 <w:b w:val="0"/>
                 <w:sz w:val="17"/>
               </w:rPr>
-              <w:t>databricks bundle run streaming_patient_pipeline</w:t>
+              <w:t>databricks bundle deploy -t free; bundle run streaming_patient_pipeline</w:t>
             </w:r>
           </w:p>
         </w:tc>
@@ -3408,7 +3408,7 @@
                 <w:b w:val="0"/>
                 <w:sz w:val="17"/>
               </w:rPr>
-              <w:t>Serverless DBUs from trial credits</w:t>
+              <w:t>Free (quota)</w:t>
             </w:r>
           </w:p>
         </w:tc>
@@ -3425,7 +3425,7 @@
                 <w:b w:val="0"/>
                 <w:sz w:val="17"/>
               </w:rPr>
-              <w:t>Triggered, not continuous</w:t>
+              <w:t>Dev mode pauses schedules; triggered</w:t>
             </w:r>
           </w:p>
         </w:tc>
@@ -3443,7 +3443,7 @@
                 <w:b w:val="0"/>
                 <w:sz w:val="17"/>
               </w:rPr>
-              <w:t>Runs</w:t>
+              <w:t>Runs - counts match the local prediction</w:t>
             </w:r>
           </w:p>
         </w:tc>
@@ -3462,7 +3462,7 @@
                 <w:b w:val="0"/>
                 <w:sz w:val="17"/>
               </w:rPr>
-              <w:t>Genie space</w:t>
+              <w:t>Evidence</w:t>
             </w:r>
           </w:p>
         </w:tc>
@@ -3479,7 +3479,7 @@
                 <w:b w:val="0"/>
                 <w:sz w:val="17"/>
               </w:rPr>
-              <w:t>build_genie_space.py, then sync_genie_space.py</w:t>
+              <w:t>scripts/workspace_snapshot.py &lt;pipeline_id&gt;</w:t>
             </w:r>
           </w:p>
         </w:tc>
@@ -3496,7 +3496,7 @@
                 <w:b w:val="0"/>
                 <w:sz w:val="17"/>
               </w:rPr>
-              <w:t>Trial credits per question</w:t>
+              <w:t>Free</w:t>
             </w:r>
           </w:p>
         </w:tc>
@@ -3513,7 +3513,7 @@
                 <w:b w:val="0"/>
                 <w:sz w:val="17"/>
               </w:rPr>
-              <w:t>Instructions generated from metrics.yaml</w:t>
+              <w:t>Row counts + event-log expectations into docs/</w:t>
             </w:r>
           </w:p>
         </w:tc>
@@ -3550,6 +3550,94 @@
                 <w:b w:val="0"/>
                 <w:sz w:val="17"/>
               </w:rPr>
+              <w:t>Genie + golden set</w:t>
+            </w:r>
+          </w:p>
+        </w:tc>
+        <w:tc>
+          <w:tcPr>
+            <w:tcW w:type="dxa" w:w="3515"/>
+          </w:tcPr>
+          <w:p>
+            <w:pPr>
+              <w:spacing w:after="0"/>
+            </w:pPr>
+            <w:r>
+              <w:rPr>
+                <w:b w:val="0"/>
+                <w:sz w:val="17"/>
+              </w:rPr>
+              <w:t>databricks genie create-space; python -m evals.golden.run</w:t>
+            </w:r>
+          </w:p>
+        </w:tc>
+        <w:tc>
+          <w:tcPr>
+            <w:tcW w:type="dxa" w:w="3969"/>
+          </w:tcPr>
+          <w:p>
+            <w:pPr>
+              <w:spacing w:after="0"/>
+            </w:pPr>
+            <w:r>
+              <w:rPr>
+                <w:b w:val="0"/>
+                <w:sz w:val="17"/>
+              </w:rPr>
+              <w:t>Free (quota)</w:t>
+            </w:r>
+          </w:p>
+        </w:tc>
+        <w:tc>
+          <w:tcPr>
+            <w:tcW w:type="dxa" w:w="4252"/>
+          </w:tcPr>
+          <w:p>
+            <w:pPr>
+              <w:spacing w:after="0"/>
+            </w:pPr>
+            <w:r>
+              <w:rPr>
+                <w:b w:val="0"/>
+                <w:sz w:val="17"/>
+              </w:rPr>
+              <w:t>Run 3: guarded 27/27</w:t>
+            </w:r>
+          </w:p>
+        </w:tc>
+        <w:tc>
+          <w:tcPr>
+            <w:tcW w:type="dxa" w:w="1928"/>
+            <w:shd w:val="clear" w:color="auto" w:fill="d5f0dc"/>
+          </w:tcPr>
+          <w:p>
+            <w:pPr>
+              <w:spacing w:after="0"/>
+            </w:pPr>
+            <w:r>
+              <w:rPr>
+                <w:b w:val="0"/>
+                <w:sz w:val="17"/>
+              </w:rPr>
+              <w:t>Runs</w:t>
+            </w:r>
+          </w:p>
+        </w:tc>
+      </w:tr>
+      <w:tr>
+        <w:tc>
+          <w:tcPr>
+            <w:tcW w:type="dxa" w:w="1474"/>
+          </w:tcPr>
+          <w:p>
+            <w:pPr>
+              <w:spacing w:after="0"/>
+            </w:pPr>
+            <w:r>
+              <w:rPr>
+                <w:b w:val="0"/>
+                <w:sz w:val="17"/>
+              </w:rPr>
               <w:t>Stop</w:t>
             </w:r>
           </w:p>
@@ -3567,7 +3655,7 @@
                 <w:b w:val="0"/>
                 <w:sz w:val="17"/>
               </w:rPr>
-              <w:t>uv run python scripts/stop_everything.py</w:t>
+              <w:t>uv run python scripts/stop_everything.py --profile free</w:t>
             </w:r>
           </w:p>
         </w:tc>
@@ -3608,18 +3696,18 @@
         <w:tc>
           <w:tcPr>
             <w:tcW w:type="dxa" w:w="1928"/>
-            <w:shd w:val="clear" w:color="auto" w:fill="fdf1c7"/>
-          </w:tcPr>
-          <w:p>
-            <w:pPr>
-              <w:spacing w:after="0"/>
-            </w:pPr>
-            <w:r>
-              <w:rPr>
-                <w:b w:val="0"/>
-                <w:sz w:val="17"/>
-              </w:rPr>
-              <w:t>Validated - dry run on the workspace</w:t>
+            <w:shd w:val="clear" w:color="auto" w:fill="d5f0dc"/>
+          </w:tcPr>
+          <w:p>
+            <w:pPr>
+              <w:spacing w:after="0"/>
+            </w:pPr>
+            <w:r>
+              <w:rPr>
+                <w:b w:val="0"/>
+                <w:sz w:val="17"/>
+              </w:rPr>
+              <w:t>Runs</w:t>
             </w:r>
           </w:p>
         </w:tc>
@@ -3638,7 +3726,7 @@
         <w:rPr>
           <w:b w:val="0"/>
         </w:rPr>
-        <w:t>Only the account owner can guarantee $0 after the trial: set a GCP budget alert and cancel the Databricks subscription in GCP Marketplace before the trial ends.</w:t>
+        <w:t>The old GCP trial: only the account owner can cancel its Databricks subscription in GCP Marketplace, which guarantees it never bills.</w:t>
       </w:r>
     </w:p>
     <w:p>
@@ -9996,7 +10084,7 @@
                 <w:b w:val="0"/>
                 <w:sz w:val="17"/>
               </w:rPr>
-              <w:t>Regenerate the dataset with the physiology simulator and re-run the pipeline and golden set</w:t>
+              <w:t>Pipeline health from the Lakeflow event log into the Grafana dashboard</w:t>
             </w:r>
           </w:p>
         </w:tc>
@@ -10013,7 +10101,7 @@
                 <w:b w:val="0"/>
                 <w:sz w:val="17"/>
               </w:rPr>
-              <w:t>Databricks login</w:t>
+              <w:t>-</w:t>
             </w:r>
           </w:p>
         </w:tc>
@@ -10030,7 +10118,7 @@
                 <w:b w:val="0"/>
                 <w:sz w:val="17"/>
               </w:rPr>
-              <w:t>Databricks data matches the simulator</w:t>
+              <w:t>Live pipeline panels next to the agent metrics</w:t>
             </w:r>
           </w:p>
         </w:tc>
@@ -10136,7 +10224,7 @@
                 <w:b w:val="0"/>
                 <w:sz w:val="17"/>
               </w:rPr>
-              <w:t>Pipeline health from the Lakeflow event log into the dashboard</w:t>
+              <w:t>Catalog M2, the other half: the same person under two patient_ids (candidate matching on masked attributes)</w:t>
             </w:r>
           </w:p>
         </w:tc>
@@ -10153,7 +10241,7 @@
                 <w:b w:val="0"/>
                 <w:sz w:val="17"/>
               </w:rPr>
-              <w:t>Databricks login</w:t>
+              <w:t>-</w:t>
             </w:r>
           </w:p>
         </w:tc>
@@ -10170,7 +10258,7 @@
                 <w:b w:val="0"/>
                 <w:sz w:val="17"/>
               </w:rPr>
-              <w:t>Live pipeline panels next to the agent metrics</w:t>
+              <w:t>Duplicate patients reported to a steward</w:t>
             </w:r>
           </w:p>
         </w:tc>
@@ -10483,7 +10571,7 @@
         <w:color w:val="52606D"/>
         <w:sz w:val="16"/>
       </w:rPr>
-      <w:t>databricks-agentic-de - Workflow and tech stack - Status as of 14 Oct 2026</w:t>
+      <w:t>databricks-agentic-de - Workflow and tech stack - Status as of 15 Oct 2026</w:t>
     </w:r>
   </w:p>
 </w:ftr>

--- a/docs/workflow_and_tech_stack.docx
+++ b/docs/workflow_and_tech_stack.docx
@@ -406,7 +406,7 @@
                 <w:b w:val="0"/>
                 <w:sz w:val="17"/>
               </w:rPr>
-              <w:t>Claude with a real model (paid key), healthcheck job on serverless, live pipeline-control tools, Agent Bricks, Terraform</w:t>
+              <w:t>Claude as router (paid key), restart through the live API, Agent Bricks, Terraform, unit row filter with real groups</w:t>
             </w:r>
           </w:p>
         </w:tc>
@@ -2000,7 +2000,7 @@
                 <w:b w:val="0"/>
                 <w:sz w:val="17"/>
               </w:rPr>
-              <w:t>Read-only</w:t>
+              <w:t>Read-only; each result names its backend</w:t>
             </w:r>
           </w:p>
         </w:tc>
@@ -2035,7 +2035,7 @@
                 <w:b w:val="0"/>
                 <w:sz w:val="17"/>
               </w:rPr>
-              <w:t>Tested locally; live tools mock-tested</w:t>
+              <w:t>Runs live on Free Edition (expectations, job status)</w:t>
             </w:r>
           </w:p>
         </w:tc>
@@ -2335,7 +2335,7 @@
                 <w:b w:val="0"/>
                 <w:sz w:val="17"/>
               </w:rPr>
-              <w:t>Healthcheck job with exit codes 0-3</w:t>
+              <w:t>Serverless job; rules planner when no model key; exit codes 0-3</w:t>
             </w:r>
           </w:p>
         </w:tc>
@@ -2352,7 +2352,7 @@
                 <w:b w:val="0"/>
                 <w:sz w:val="17"/>
               </w:rPr>
-              <w:t>Non-zero fails the job -&gt; email to a person</w:t>
+              <w:t>Non-zero fails the run -&gt; email to the owner</w:t>
             </w:r>
           </w:p>
         </w:tc>
@@ -2369,25 +2369,25 @@
                 <w:b w:val="0"/>
                 <w:sz w:val="17"/>
               </w:rPr>
-              <w:t>agent/healthcheck.py, resources/workflows.yml</w:t>
+              <w:t>agent/healthcheck.py, agent/rules_planner.py, resources/workflows.yml</w:t>
             </w:r>
           </w:p>
         </w:tc>
         <w:tc>
           <w:tcPr>
             <w:tcW w:type="dxa" w:w="1928"/>
-            <w:shd w:val="clear" w:color="auto" w:fill="fbe1e1"/>
-          </w:tcPr>
-          <w:p>
-            <w:pPr>
-              <w:spacing w:after="0"/>
-            </w:pPr>
-            <w:r>
-              <w:rPr>
-                <w:b w:val="0"/>
-                <w:sz w:val="17"/>
-              </w:rPr>
-              <w:t>Not run - prod-only until reworked for serverless</w:t>
+            <w:shd w:val="clear" w:color="auto" w:fill="d5f0dc"/>
+          </w:tcPr>
+          <w:p>
+            <w:pPr>
+              <w:spacing w:after="0"/>
+            </w:pPr>
+            <w:r>
+              <w:rPr>
+                <w:b w:val="0"/>
+                <w:sz w:val="17"/>
+              </w:rPr>
+              <w:t>Runs - Free Edition: 3 findings, 2 paged, 1 fix queued for approval</w:t>
             </w:r>
           </w:p>
         </w:tc>
@@ -5795,7 +5795,7 @@
                 <w:b w:val="0"/>
                 <w:sz w:val="17"/>
               </w:rPr>
-              <w:t>uv-only package management, lint, 429 tests with zero network calls</w:t>
+              <w:t>uv-only package management, lint, 442 tests with zero network calls</w:t>
             </w:r>
           </w:p>
         </w:tc>
@@ -7861,7 +7861,7 @@
                 <w:b w:val="0"/>
                 <w:sz w:val="17"/>
               </w:rPr>
-              <w:t>Databricks Asset Bundles + Workflows</w:t>
+              <w:t>Databricks Asset Bundles + Workflows (serverless jobs)</w:t>
             </w:r>
           </w:p>
         </w:tc>
@@ -7895,7 +7895,7 @@
                 <w:b w:val="0"/>
                 <w:sz w:val="17"/>
               </w:rPr>
-              <w:t>Pipelines and jobs; dev target on the trial</w:t>
+              <w:t>Pipelines, roster job, health-check job</w:t>
             </w:r>
           </w:p>
         </w:tc>
@@ -7930,7 +7930,7 @@
                 <w:b w:val="0"/>
                 <w:sz w:val="17"/>
               </w:rPr>
-              <w:t>Runs (dev) - healthcheck job is prod-only</w:t>
+              <w:t>Runs (free target) - health-check job runs serverless</w:t>
             </w:r>
           </w:p>
         </w:tc>
@@ -9887,7 +9887,7 @@
                 <w:b w:val="0"/>
                 <w:sz w:val="17"/>
               </w:rPr>
-              <w:t>429 tests, one file per concern, zero network calls</w:t>
+              <w:t>442 tests, one file per concern, zero network calls</w:t>
             </w:r>
           </w:p>
         </w:tc>
@@ -10084,7 +10084,7 @@
                 <w:b w:val="0"/>
                 <w:sz w:val="17"/>
               </w:rPr>
-              <w:t>Pipeline health from the Lakeflow event log into the Grafana dashboard</w:t>
+              <w:t>Health-check incidents to a real channel (email / Slack webhook) instead of the job-failure email</w:t>
             </w:r>
           </w:p>
         </w:tc>
@@ -10118,7 +10118,7 @@
                 <w:b w:val="0"/>
                 <w:sz w:val="17"/>
               </w:rPr>
-              <w:t>Live pipeline panels next to the agent metrics</w:t>
+              <w:t>Escalations reach a person directly</w:t>
             </w:r>
           </w:p>
         </w:tc>
@@ -10224,7 +10224,7 @@
                 <w:b w:val="0"/>
                 <w:sz w:val="17"/>
               </w:rPr>
-              <w:t>Catalog M2, the other half: the same person under two patient_ids (candidate matching on masked attributes)</w:t>
+              <w:t>Probabilistic identity matching (name variants, transposed dates) beyond exact name + birth date</w:t>
             </w:r>
           </w:p>
         </w:tc>
@@ -10258,7 +10258,7 @@
                 <w:b w:val="0"/>
                 <w:sz w:val="17"/>
               </w:rPr>
-              <w:t>Duplicate patients reported to a steward</w:t>
+              <w:t>Fewer missed duplicates, scored against injected cases</w:t>
             </w:r>
           </w:p>
         </w:tc>

--- a/docs/workflow_and_tech_stack.docx
+++ b/docs/workflow_and_tech_stack.docx
@@ -5795,7 +5795,7 @@
                 <w:b w:val="0"/>
                 <w:sz w:val="17"/>
               </w:rPr>
-              <w:t>uv-only package management, lint, 442 tests with zero network calls</w:t>
+              <w:t>uv-only package management, lint, 453 tests with zero network calls</w:t>
             </w:r>
           </w:p>
         </w:tc>
@@ -9887,7 +9887,7 @@
                 <w:b w:val="0"/>
                 <w:sz w:val="17"/>
               </w:rPr>
-              <w:t>442 tests, one file per concern, zero network calls</w:t>
+              <w:t>453 tests, one file per concern, zero network calls</w:t>
             </w:r>
           </w:p>
         </w:tc>
@@ -10084,7 +10084,7 @@
                 <w:b w:val="0"/>
                 <w:sz w:val="17"/>
               </w:rPr>
-              <w:t>Health-check incidents to a real channel (email / Slack webhook) instead of the job-failure email</w:t>
+              <w:t>Connect the alert webhook (Slack / Teams) as a Databricks secret; unpause the 15-minute schedule</w:t>
             </w:r>
           </w:p>
         </w:tc>
@@ -10101,7 +10101,7 @@
                 <w:b w:val="0"/>
                 <w:sz w:val="17"/>
               </w:rPr>
-              <w:t>-</w:t>
+              <w:t>You: create the webhook and the secret</w:t>
             </w:r>
           </w:p>
         </w:tc>
@@ -10118,7 +10118,7 @@
                 <w:b w:val="0"/>
                 <w:sz w:val="17"/>
               </w:rPr>
-              <w:t>Escalations reach a person directly</w:t>
+              <w:t>Alerts in chat, once per problem</w:t>
             </w:r>
           </w:p>
         </w:tc>
@@ -10224,7 +10224,7 @@
                 <w:b w:val="0"/>
                 <w:sz w:val="17"/>
               </w:rPr>
-              <w:t>Probabilistic identity matching (name variants, transposed dates) beyond exact name + birth date</w:t>
+              <w:t>Identity matching beyond typos and swapped dates (nicknames, maiden names) with a steward review queue</w:t>
             </w:r>
           </w:p>
         </w:tc>
@@ -10258,7 +10258,7 @@
                 <w:b w:val="0"/>
                 <w:sz w:val="17"/>
               </w:rPr>
-              <w:t>Fewer missed duplicates, scored against injected cases</w:t>
+              <w:t>Fewer missed duplicates, decisions recorded</w:t>
             </w:r>
           </w:p>
         </w:tc>

--- a/docs/workflow_and_tech_stack.docx
+++ b/docs/workflow_and_tech_stack.docx
@@ -148,7 +148,7 @@
                 <w:b w:val="0"/>
                 <w:sz w:val="17"/>
               </w:rPr>
-              <w:t>Runs - regenerated data, every count matches the local prediction; event log records 241 drops, 23 identity flags</w:t>
+              <w:t>Runs - 103,359 simulated events (v5): 306 impossible vitals dropped; four identity checks catch 78/78 planted cases; a steward review queue decides</w:t>
             </w:r>
           </w:p>
         </w:tc>
@@ -10154,7 +10154,7 @@
                 <w:b w:val="0"/>
                 <w:sz w:val="17"/>
               </w:rPr>
-              <w:t>Detect patient identity drift in Silver (same patient_id, new name or birth date)</w:t>
+              <w:t>Unit row filter tested with real workspace groups (a nurse sees only their unit)</w:t>
             </w:r>
           </w:p>
         </w:tc>
@@ -10171,7 +10171,7 @@
                 <w:b w:val="0"/>
                 <w:sz w:val="17"/>
               </w:rPr>
-              <w:t>A pipeline run</w:t>
+              <w:t>Groups in the workspace</w:t>
             </w:r>
           </w:p>
         </w:tc>
@@ -10188,7 +10188,7 @@
                 <w:b w:val="0"/>
                 <w:sz w:val="17"/>
               </w:rPr>
-              <w:t>The EDA defect caught by the pipeline</w:t>
+              <w:t>Row-level access shown, not just column masks</w:t>
             </w:r>
           </w:p>
         </w:tc>
@@ -10224,7 +10224,7 @@
                 <w:b w:val="0"/>
                 <w:sz w:val="17"/>
               </w:rPr>
-              <w:t>Identity matching beyond typos and swapped dates (nicknames, maiden names) with a steward review queue</w:t>
+              <w:t>Feed steward "same person" decisions into a master-patient-index merge (Gold patient key)</w:t>
             </w:r>
           </w:p>
         </w:tc>
@@ -10258,7 +10258,7 @@
                 <w:b w:val="0"/>
                 <w:sz w:val="17"/>
               </w:rPr>
-              <w:t>Fewer missed duplicates, decisions recorded</w:t>
+              <w:t>Counts per person, not per id</w:t>
             </w:r>
           </w:p>
         </w:tc>
@@ -10294,7 +10294,7 @@
                 <w:b w:val="0"/>
                 <w:sz w:val="17"/>
               </w:rPr>
-              <w:t>Healthcheck job on serverless; live pipeline tools run against the workspace</w:t>
+              <w:t>Workspace objects (catalog, volumes, secrets scope, Genie space) as Terraform</w:t>
             </w:r>
           </w:p>
         </w:tc>
@@ -10311,7 +10311,7 @@
                 <w:b w:val="0"/>
                 <w:sz w:val="17"/>
               </w:rPr>
-              <w:t>Databricks login</w:t>
+              <w:t>-</w:t>
             </w:r>
           </w:p>
         </w:tc>
@@ -10328,7 +10328,7 @@
                 <w:b w:val="0"/>
                 <w:sz w:val="17"/>
               </w:rPr>
-              <w:t>The incident workflow running for real</w:t>
+              <w:t>The whole setup reproducible from the repo</w:t>
             </w:r>
           </w:p>
         </w:tc>
@@ -10504,7 +10504,7 @@
                 <w:b w:val="0"/>
                 <w:sz w:val="17"/>
               </w:rPr>
-              <w:t>Before the trial ends: stop everything; cancel the subscription</w:t>
+              <w:t>Cancel the old GCP trial subscription (that workspace is locked)</w:t>
             </w:r>
           </w:p>
         </w:tc>
@@ -10521,7 +10521,7 @@
                 <w:b w:val="0"/>
                 <w:sz w:val="17"/>
               </w:rPr>
-              <w:t>Trial end date; you in GCP Marketplace</w:t>
+              <w:t>You, in GCP Marketplace</w:t>
             </w:r>
           </w:p>
         </w:tc>

--- a/docs/workflow_and_tech_stack.docx
+++ b/docs/workflow_and_tech_stack.docx
@@ -10224,7 +10224,7 @@
                 <w:b w:val="0"/>
                 <w:sz w:val="17"/>
               </w:rPr>
-              <w:t>Feed steward "same person" decisions into a master-patient-index merge (Gold patient key)</w:t>
+              <w:t>Split shared patient_ids at source (re-assign the second person's admissions) after a steward confirms</w:t>
             </w:r>
           </w:p>
         </w:tc>
@@ -10241,7 +10241,7 @@
                 <w:b w:val="0"/>
                 <w:sz w:val="17"/>
               </w:rPr>
-              <w:t>-</w:t>
+              <w:t>Source-system access</w:t>
             </w:r>
           </w:p>
         </w:tc>
@@ -10258,7 +10258,7 @@
                 <w:b w:val="0"/>
                 <w:sz w:val="17"/>
               </w:rPr>
-              <w:t>Counts per person, not per id</w:t>
+              <w:t>Shared ids resolved, not just flagged</w:t>
             </w:r>
           </w:p>
         </w:tc>

--- a/docs/workflow_and_tech_stack.docx
+++ b/docs/workflow_and_tech_stack.docx
@@ -10294,7 +10294,7 @@
                 <w:b w:val="0"/>
                 <w:sz w:val="17"/>
               </w:rPr>
-              <w:t>Workspace objects (catalog, volumes, secrets scope, Genie space) as Terraform</w:t>
+              <w:t>Create the Genie space from the repo too (scripts/setup_workspace.py covers everything else)</w:t>
             </w:r>
           </w:p>
         </w:tc>
@@ -10328,7 +10328,7 @@
                 <w:b w:val="0"/>
                 <w:sz w:val="17"/>
               </w:rPr>
-              <w:t>The whole setup reproducible from the repo</w:t>
+              <w:t>A new workspace from one command</w:t>
             </w:r>
           </w:p>
         </w:tc>
@@ -10364,7 +10364,7 @@
                 <w:b w:val="0"/>
                 <w:sz w:val="17"/>
               </w:rPr>
-              <w:t>Claude as the router, or a Databricks-hosted model on trial credits</w:t>
+              <w:t>Make the best-scoring hosted model the default planner; more turns or examples where models fall short</w:t>
             </w:r>
           </w:p>
         </w:tc>
@@ -10381,7 +10381,7 @@
                 <w:b w:val="0"/>
                 <w:sz w:val="17"/>
               </w:rPr>
-              <w:t>A paid key, or a check of hosted models</w:t>
+              <w:t>-</w:t>
             </w:r>
           </w:p>
         </w:tc>
@@ -10398,7 +10398,7 @@
                 <w:b w:val="0"/>
                 <w:sz w:val="17"/>
               </w:rPr>
-              <w:t>Free-form requests handled end to end</w:t>
+              <w:t>Free-form requests handled without a paid key</w:t>
             </w:r>
           </w:p>
         </w:tc>

--- a/docs/workflow_and_tech_stack.docx
+++ b/docs/workflow_and_tech_stack.docx
@@ -8315,7 +8315,7 @@
                 <w:b w:val="0"/>
                 <w:sz w:val="17"/>
               </w:rPr>
-              <w:t>Lint + tests on every push</w:t>
+              <w:t>Lint, guardrail tests, tests, pipeline integration, docs in sync; bundle validate/deploy</w:t>
             </w:r>
           </w:p>
         </w:tc>

--- a/docs/workflow_and_tech_stack.docx
+++ b/docs/workflow_and_tech_stack.docx
@@ -10294,7 +10294,7 @@
                 <w:b w:val="0"/>
                 <w:sz w:val="17"/>
               </w:rPr>
-              <w:t>Create the Genie space from the repo too (scripts/setup_workspace.py covers everything else)</w:t>
+              <w:t>Agent Bricks runbook agent over the problem catalog (104 problems)</w:t>
             </w:r>
           </w:p>
         </w:tc>
@@ -10311,7 +10311,7 @@
                 <w:b w:val="0"/>
                 <w:sz w:val="17"/>
               </w:rPr>
-              <w:t>-</w:t>
+              <w:t>Agent Bricks on the workspace</w:t>
             </w:r>
           </w:p>
         </w:tc>
@@ -10328,7 +10328,7 @@
                 <w:b w:val="0"/>
                 <w:sz w:val="17"/>
               </w:rPr>
-              <w:t>A new workspace from one command</w:t>
+              <w:t>How-to questions answered from the catalog</w:t>
             </w:r>
           </w:p>
         </w:tc>
@@ -10434,7 +10434,7 @@
                 <w:b w:val="0"/>
                 <w:sz w:val="17"/>
               </w:rPr>
-              <w:t>Agent Bricks runbook agent over the problem catalog</w:t>
+              <w:t>Turn on the GitHub -&gt; Databricks stages (validate, deploy on merge, integration run)</w:t>
             </w:r>
           </w:p>
         </w:tc>
@@ -10451,7 +10451,7 @@
                 <w:b w:val="0"/>
                 <w:sz w:val="17"/>
               </w:rPr>
-              <w:t>Workspace</w:t>
+              <w:t>You: DATABRICKS_HOST / DATABRICKS_TOKEN repo secrets</w:t>
             </w:r>
           </w:p>
         </w:tc>
@@ -10468,7 +10468,7 @@
                 <w:b w:val="0"/>
                 <w:sz w:val="17"/>
               </w:rPr>
-              <w:t>How-to questions answered from the catalog</w:t>
+              <w:t>Every merge checked against the real workspace</w:t>
             </w:r>
           </w:p>
         </w:tc>

--- a/docs/workflow_and_tech_stack.docx
+++ b/docs/workflow_and_tech_stack.docx
@@ -10294,7 +10294,7 @@
                 <w:b w:val="0"/>
                 <w:sz w:val="17"/>
               </w:rPr>
-              <w:t>Agent Bricks runbook agent over the problem catalog (104 problems)</w:t>
+              <w:t>Use runbook search (14/15 held-out) inside the agent's lookup_problem when the workspace is reachable</w:t>
             </w:r>
           </w:p>
         </w:tc>
@@ -10311,7 +10311,7 @@
                 <w:b w:val="0"/>
                 <w:sz w:val="17"/>
               </w:rPr>
-              <w:t>Agent Bricks on the workspace</w:t>
+              <w:t>-</w:t>
             </w:r>
           </w:p>
         </w:tc>
@@ -10328,7 +10328,7 @@
                 <w:b w:val="0"/>
                 <w:sz w:val="17"/>
               </w:rPr>
-              <w:t>How-to questions answered from the catalog</w:t>
+              <w:t>Better problem matching in health checks</w:t>
             </w:r>
           </w:p>
         </w:tc>

--- a/docs/workflow_and_tech_stack.docx
+++ b/docs/workflow_and_tech_stack.docx
@@ -10294,7 +10294,7 @@
                 <w:b w:val="0"/>
                 <w:sz w:val="17"/>
               </w:rPr>
-              <w:t>Use runbook search (14/15 held-out) inside the agent's lookup_problem when the workspace is reachable</w:t>
+              <w:t>Grow the runbook question set from real incidents; re-check the 0.55 similarity floor on it</w:t>
             </w:r>
           </w:p>
         </w:tc>
@@ -10311,7 +10311,7 @@
                 <w:b w:val="0"/>
                 <w:sz w:val="17"/>
               </w:rPr>
-              <w:t>-</w:t>
+              <w:t>Incident history</w:t>
             </w:r>
           </w:p>
         </w:tc>
@@ -10328,7 +10328,7 @@
                 <w:b w:val="0"/>
                 <w:sz w:val="17"/>
               </w:rPr>
-              <w:t>Better problem matching in health checks</w:t>
+              <w:t>Runbook search measured on real questions, not written ones</w:t>
             </w:r>
           </w:p>
         </w:tc>

--- a/docs/workflow_and_tech_stack.docx
+++ b/docs/workflow_and_tech_stack.docx
@@ -10364,7 +10364,7 @@
                 <w:b w:val="0"/>
                 <w:sz w:val="17"/>
               </w:rPr>
-              <w:t>Make the best-scoring hosted model the default planner; more turns or examples where models fall short</w:t>
+              <w:t>Laptop-only planner by default for anything touching patient data; larger local model if the GPU allows</w:t>
             </w:r>
           </w:p>
         </w:tc>
@@ -10398,7 +10398,7 @@
                 <w:b w:val="0"/>
                 <w:sz w:val="17"/>
               </w:rPr>
-              <w:t>Free-form requests handled without a paid key</w:t>
+              <w:t>No prompt or tool result leaves the machine</w:t>
             </w:r>
           </w:p>
         </w:tc>

--- a/docs/workflow_and_tech_stack.docx
+++ b/docs/workflow_and_tech_stack.docx
@@ -296,7 +296,7 @@
                 <w:b w:val="0"/>
                 <w:sz w:val="17"/>
               </w:rPr>
-              <w:t>Tested locally - no real week of operation yet</w:t>
+              <w:t>Runs - a live restart on Databricks ran only after a named approval</w:t>
             </w:r>
           </w:p>
         </w:tc>
@@ -389,7 +389,7 @@
                 <w:b w:val="0"/>
                 <w:sz w:val="17"/>
               </w:rPr>
-              <w:t>Not yet</w:t>
+              <w:t>Not deployed</w:t>
             </w:r>
           </w:p>
         </w:tc>
@@ -406,7 +406,7 @@
                 <w:b w:val="0"/>
                 <w:sz w:val="17"/>
               </w:rPr>
-              <w:t>Claude as router (paid key), restart through the live API, Agent Bricks, Terraform, unit row filter with real groups</w:t>
+              <w:t>Terraform and Cloud Run (in the repo, never applied); the unit row filter is deployed but untested with workspace groups</w:t>
             </w:r>
           </w:p>
         </w:tc>
@@ -2247,7 +2247,7 @@
                 <w:b w:val="0"/>
                 <w:sz w:val="17"/>
               </w:rPr>
-              <w:t>Quarantine / restart become pending requests</w:t>
+              <w:t>Quarantine / restart become queued requests</w:t>
             </w:r>
           </w:p>
         </w:tc>
@@ -2599,7 +2599,7 @@
                 <w:b w:val="0"/>
                 <w:sz w:val="17"/>
               </w:rPr>
-              <w:t>Pending, unexpired requests</w:t>
+              <w:t>Queued, unexpired requests</w:t>
             </w:r>
           </w:p>
         </w:tc>
@@ -7004,7 +7004,7 @@
                 <w:b w:val="0"/>
                 <w:sz w:val="17"/>
               </w:rPr>
-              <w:t>Router / LLM</w:t>
+              <w:t>Planner / LLM</w:t>
             </w:r>
           </w:p>
         </w:tc>
@@ -7021,7 +7021,7 @@
                 <w:b w:val="0"/>
                 <w:sz w:val="17"/>
               </w:rPr>
-              <w:t>Anthropic Claude via the Anthropic SDK</w:t>
+              <w:t>Laptop model via Ollama (qwen3:14b), Databricks Model Serving (Qwen 3.5 122B), rules planner; Anthropic SDK optional</w:t>
             </w:r>
           </w:p>
         </w:tc>
@@ -7038,7 +7038,7 @@
                 <w:b w:val="0"/>
                 <w:sz w:val="17"/>
               </w:rPr>
-              <w:t>anthropic 1.7.0</w:t>
+              <w:t>Ollama 0.40, Foundation Model APIs</w:t>
             </w:r>
           </w:p>
         </w:tc>
@@ -7072,7 +7072,7 @@
                 <w:b w:val="0"/>
                 <w:sz w:val="17"/>
               </w:rPr>
-              <w:t>agent/llm.py, agent/orchestrator.py</w:t>
+              <w:t>agent/local_llm.py, agent/databricks_llm.py, agent/orchestrator.py</w:t>
             </w:r>
           </w:p>
         </w:tc>
@@ -7090,7 +7090,7 @@
                 <w:b w:val="0"/>
                 <w:sz w:val="17"/>
               </w:rPr>
-              <w:t>Tested locally (scripted model) - real model needs a paid key</w:t>
+              <w:t>Runs - 14 scenario evals: Qwen 3.5 14/14, qwen3:14b on the laptop 12/14</w:t>
             </w:r>
           </w:p>
         </w:tc>
